--- a/Resultados Generales Maestrías MAY26ob.docx
+++ b/Resultados Generales Maestrías MAY26ob.docx
@@ -25158,18 +25158,7 @@
                 <w:sz w:val="16"/>
                 <w:szCs w:val="16"/>
               </w:rPr>
-              <w:t xml:space="preserve">      </w:t>
-            </w:r>
-            <w:bookmarkStart w:id="0" w:name="_GoBack"/>
-            <w:bookmarkEnd w:id="0"/>
-            <w:r>
-              <w:rPr>
-                <w:rFonts w:ascii="Arial" w:eastAsia="Arial" w:hAnsi="Arial" w:cs="Arial"/>
-                <w:color w:val="000000"/>
-                <w:sz w:val="16"/>
-                <w:szCs w:val="16"/>
-              </w:rPr>
-              <w:t>5</w:t>
+              <w:t xml:space="preserve">      5</w:t>
             </w:r>
           </w:p>
         </w:tc>
@@ -25564,6 +25553,15 @@
                 <w:szCs w:val="16"/>
               </w:rPr>
             </w:pPr>
+            <w:r>
+              <w:rPr>
+                <w:rFonts w:ascii="Arial" w:eastAsia="Arial" w:hAnsi="Arial" w:cs="Arial"/>
+                <w:color w:val="000000"/>
+                <w:sz w:val="16"/>
+                <w:szCs w:val="16"/>
+              </w:rPr>
+              <w:t>111</w:t>
+            </w:r>
           </w:p>
         </w:tc>
         <w:tc>
@@ -25981,6 +25979,16 @@
                 <w:szCs w:val="16"/>
               </w:rPr>
             </w:pPr>
+            <w:r>
+              <w:rPr>
+                <w:rFonts w:ascii="Arial" w:eastAsia="Arial" w:hAnsi="Arial" w:cs="Arial"/>
+                <w:color w:val="000000"/>
+                <w:sz w:val="16"/>
+                <w:szCs w:val="16"/>
+              </w:rPr>
+              <w:lastRenderedPageBreak/>
+              <w:t>74</w:t>
+            </w:r>
           </w:p>
         </w:tc>
         <w:tc>
@@ -26397,14 +26405,22 @@
           <w:p>
             <w:pPr>
               <w:spacing w:after="0" w:line="240" w:lineRule="auto"/>
-              <w:jc w:val="center"/>
-              <w:rPr>
-                <w:rFonts w:ascii="Arial" w:eastAsia="Arial" w:hAnsi="Arial" w:cs="Arial"/>
-                <w:color w:val="000000"/>
-                <w:sz w:val="16"/>
-                <w:szCs w:val="16"/>
-              </w:rPr>
-            </w:pPr>
+              <w:rPr>
+                <w:rFonts w:ascii="Arial" w:eastAsia="Arial" w:hAnsi="Arial" w:cs="Arial"/>
+                <w:color w:val="000000"/>
+                <w:sz w:val="16"/>
+                <w:szCs w:val="16"/>
+              </w:rPr>
+            </w:pPr>
+            <w:r>
+              <w:rPr>
+                <w:rFonts w:ascii="Arial" w:eastAsia="Arial" w:hAnsi="Arial" w:cs="Arial"/>
+                <w:color w:val="000000"/>
+                <w:sz w:val="16"/>
+                <w:szCs w:val="16"/>
+              </w:rPr>
+              <w:t xml:space="preserve">        0</w:t>
+            </w:r>
           </w:p>
         </w:tc>
         <w:tc>
@@ -26793,6 +26809,15 @@
                 <w:szCs w:val="16"/>
               </w:rPr>
             </w:pPr>
+            <w:r>
+              <w:rPr>
+                <w:rFonts w:ascii="Arial" w:eastAsia="Arial" w:hAnsi="Arial" w:cs="Arial"/>
+                <w:color w:val="000000"/>
+                <w:sz w:val="16"/>
+                <w:szCs w:val="16"/>
+              </w:rPr>
+              <w:t>33</w:t>
+            </w:r>
           </w:p>
         </w:tc>
         <w:tc>
@@ -27217,6 +27242,15 @@
                 <w:szCs w:val="16"/>
               </w:rPr>
             </w:pPr>
+            <w:r>
+              <w:rPr>
+                <w:rFonts w:ascii="Arial" w:eastAsia="Arial" w:hAnsi="Arial" w:cs="Arial"/>
+                <w:color w:val="000000"/>
+                <w:sz w:val="16"/>
+                <w:szCs w:val="16"/>
+              </w:rPr>
+              <w:t>4</w:t>
+            </w:r>
           </w:p>
         </w:tc>
         <w:tc>
@@ -27652,6 +27686,15 @@
                 <w:szCs w:val="16"/>
               </w:rPr>
             </w:pPr>
+            <w:r>
+              <w:rPr>
+                <w:rFonts w:ascii="Arial" w:eastAsia="Arial" w:hAnsi="Arial" w:cs="Arial"/>
+                <w:color w:val="000000"/>
+                <w:sz w:val="16"/>
+                <w:szCs w:val="16"/>
+              </w:rPr>
+              <w:t>2</w:t>
+            </w:r>
           </w:p>
         </w:tc>
         <w:tc>
@@ -28038,6 +28081,15 @@
                 <w:szCs w:val="16"/>
               </w:rPr>
             </w:pPr>
+            <w:r>
+              <w:rPr>
+                <w:rFonts w:ascii="Arial" w:eastAsia="Arial" w:hAnsi="Arial" w:cs="Arial"/>
+                <w:color w:val="000000"/>
+                <w:sz w:val="16"/>
+                <w:szCs w:val="16"/>
+              </w:rPr>
+              <w:t>0</w:t>
+            </w:r>
           </w:p>
         </w:tc>
         <w:tc>
@@ -28450,6 +28502,15 @@
                 <w:szCs w:val="16"/>
               </w:rPr>
             </w:pPr>
+            <w:r>
+              <w:rPr>
+                <w:rFonts w:ascii="Arial" w:eastAsia="Arial" w:hAnsi="Arial" w:cs="Arial"/>
+                <w:color w:val="000000"/>
+                <w:sz w:val="16"/>
+                <w:szCs w:val="16"/>
+              </w:rPr>
+              <w:t>0</w:t>
+            </w:r>
           </w:p>
         </w:tc>
         <w:tc>
@@ -28900,6 +28961,15 @@
                 <w:szCs w:val="16"/>
               </w:rPr>
             </w:pPr>
+            <w:r>
+              <w:rPr>
+                <w:rFonts w:ascii="Arial" w:eastAsia="Arial" w:hAnsi="Arial" w:cs="Arial"/>
+                <w:color w:val="000000"/>
+                <w:sz w:val="16"/>
+                <w:szCs w:val="16"/>
+              </w:rPr>
+              <w:t>224</w:t>
+            </w:r>
           </w:p>
         </w:tc>
         <w:tc>
@@ -29292,6 +29362,15 @@
                 <w:szCs w:val="16"/>
               </w:rPr>
             </w:pPr>
+            <w:r>
+              <w:rPr>
+                <w:rFonts w:ascii="Arial" w:eastAsia="Arial" w:hAnsi="Arial" w:cs="Arial"/>
+                <w:color w:val="000000"/>
+                <w:sz w:val="16"/>
+                <w:szCs w:val="16"/>
+              </w:rPr>
+              <w:t>0</w:t>
+            </w:r>
           </w:p>
         </w:tc>
         <w:tc>
@@ -29752,6 +29831,15 @@
                 <w:szCs w:val="16"/>
               </w:rPr>
             </w:pPr>
+            <w:r>
+              <w:rPr>
+                <w:rFonts w:ascii="Arial" w:eastAsia="Arial" w:hAnsi="Arial" w:cs="Arial"/>
+                <w:color w:val="000000"/>
+                <w:sz w:val="16"/>
+                <w:szCs w:val="16"/>
+              </w:rPr>
+              <w:t>0</w:t>
+            </w:r>
           </w:p>
         </w:tc>
         <w:tc>
@@ -30202,6 +30290,15 @@
                 <w:szCs w:val="16"/>
               </w:rPr>
             </w:pPr>
+            <w:r>
+              <w:rPr>
+                <w:rFonts w:ascii="Arial" w:eastAsia="Arial" w:hAnsi="Arial" w:cs="Arial"/>
+                <w:color w:val="000000"/>
+                <w:sz w:val="16"/>
+                <w:szCs w:val="16"/>
+              </w:rPr>
+              <w:t>0</w:t>
+            </w:r>
           </w:p>
         </w:tc>
         <w:tc>
@@ -30595,6 +30692,17 @@
                 <w:szCs w:val="16"/>
               </w:rPr>
             </w:pPr>
+            <w:r>
+              <w:rPr>
+                <w:rFonts w:ascii="Arial" w:eastAsia="Arial" w:hAnsi="Arial" w:cs="Arial"/>
+                <w:color w:val="000000"/>
+                <w:sz w:val="16"/>
+                <w:szCs w:val="16"/>
+              </w:rPr>
+              <w:t>224</w:t>
+            </w:r>
+            <w:bookmarkStart w:id="0" w:name="_GoBack"/>
+            <w:bookmarkEnd w:id="0"/>
           </w:p>
         </w:tc>
         <w:tc>
